--- a/Requisitos/Documentos de Casos de Uso/CSU04 - ManterPagamento.docx
+++ b/Requisitos/Documentos de Casos de Uso/CSU04 - ManterPagamento.docx
@@ -1,6 +1,6 @@
 
 <file path=word/document.xml><?xml version="1.0" encoding="utf-8"?>
-<w:document xmlns:wpc="http://schemas.microsoft.com/office/word/2010/wordprocessingCanvas" xmlns:mc="http://schemas.openxmlformats.org/markup-compatibility/2006" xmlns:o="urn:schemas-microsoft-com:office:office" xmlns:r="http://schemas.openxmlformats.org/officeDocument/2006/relationships" xmlns:m="http://schemas.openxmlformats.org/officeDocument/2006/math" xmlns:v="urn:schemas-microsoft-com:vml" xmlns:wp14="http://schemas.microsoft.com/office/word/2010/wordprocessingDrawing" xmlns:wp="http://schemas.openxmlformats.org/drawingml/2006/wordprocessingDrawing" xmlns:w10="urn:schemas-microsoft-com:office:word" xmlns:w="http://schemas.openxmlformats.org/wordprocessingml/2006/main" xmlns:w14="http://schemas.microsoft.com/office/word/2010/wordml" xmlns:w15="http://schemas.microsoft.com/office/word/2012/wordml" xmlns:wpg="http://schemas.microsoft.com/office/word/2010/wordprocessingGroup" xmlns:wpi="http://schemas.microsoft.com/office/word/2010/wordprocessingInk" xmlns:wne="http://schemas.microsoft.com/office/word/2006/wordml" xmlns:wps="http://schemas.microsoft.com/office/word/2010/wordprocessingShape" mc:Ignorable="w14 w15 wp14">
+<w:document xmlns:wpc="http://schemas.microsoft.com/office/word/2010/wordprocessingCanvas" xmlns:cx="http://schemas.microsoft.com/office/drawing/2014/chartex" xmlns:cx1="http://schemas.microsoft.com/office/drawing/2015/9/8/chartex" xmlns:cx2="http://schemas.microsoft.com/office/drawing/2015/10/21/chartex" xmlns:cx3="http://schemas.microsoft.com/office/drawing/2016/5/9/chartex" xmlns:cx4="http://schemas.microsoft.com/office/drawing/2016/5/10/chartex" xmlns:cx5="http://schemas.microsoft.com/office/drawing/2016/5/11/chartex" xmlns:cx6="http://schemas.microsoft.com/office/drawing/2016/5/12/chartex" xmlns:cx7="http://schemas.microsoft.com/office/drawing/2016/5/13/chartex" xmlns:cx8="http://schemas.microsoft.com/office/drawing/2016/5/14/chartex" xmlns:mc="http://schemas.openxmlformats.org/markup-compatibility/2006" xmlns:aink="http://schemas.microsoft.com/office/drawing/2016/ink" xmlns:am3d="http://schemas.microsoft.com/office/drawing/2017/model3d" xmlns:o="urn:schemas-microsoft-com:office:office" xmlns:oel="http://schemas.microsoft.com/office/2019/extlst" xmlns:r="http://schemas.openxmlformats.org/officeDocument/2006/relationships" xmlns:m="http://schemas.openxmlformats.org/officeDocument/2006/math" xmlns:v="urn:schemas-microsoft-com:vml" xmlns:wp14="http://schemas.microsoft.com/office/word/2010/wordprocessingDrawing" xmlns:wp="http://schemas.openxmlformats.org/drawingml/2006/wordprocessingDrawing" xmlns:w10="urn:schemas-microsoft-com:office:word" xmlns:w="http://schemas.openxmlformats.org/wordprocessingml/2006/main" xmlns:w14="http://schemas.microsoft.com/office/word/2010/wordml" xmlns:w15="http://schemas.microsoft.com/office/word/2012/wordml" xmlns:w16cex="http://schemas.microsoft.com/office/word/2018/wordml/cex" xmlns:w16cid="http://schemas.microsoft.com/office/word/2016/wordml/cid" xmlns:w16="http://schemas.microsoft.com/office/word/2018/wordml" xmlns:w16sdtdh="http://schemas.microsoft.com/office/word/2020/wordml/sdtdatahash" xmlns:w16se="http://schemas.microsoft.com/office/word/2015/wordml/symex" xmlns:wpg="http://schemas.microsoft.com/office/word/2010/wordprocessingGroup" xmlns:wpi="http://schemas.microsoft.com/office/word/2010/wordprocessingInk" xmlns:wne="http://schemas.microsoft.com/office/word/2006/wordml" xmlns:wps="http://schemas.microsoft.com/office/word/2010/wordprocessingShape" mc:Ignorable="w14 w15 w16se w16cid w16 w16cex w16sdtdh wp14">
   <w:body>
     <w:p>
       <w:pPr>
@@ -373,27 +373,17 @@
               </w:rPr>
             </w:pPr>
             <w:r>
-              <w:t>«</w:t>
-            </w:r>
-            <w:proofErr w:type="gramStart"/>
-            <w:r>
-              <w:t>include</w:t>
-            </w:r>
-            <w:proofErr w:type="gramEnd"/>
-            <w:r>
-              <w:t>»</w:t>
-            </w:r>
-            <w:r>
-              <w:t xml:space="preserve"> </w:t>
-            </w:r>
-            <w:proofErr w:type="spellStart"/>
-            <w:r>
-              <w:rPr>
-                <w:sz w:val="28"/>
-              </w:rPr>
-              <w:t>AutenticarUsuário</w:t>
-            </w:r>
-            <w:proofErr w:type="spellEnd"/>
+              <w:rPr>
+                <w:sz w:val="28"/>
+              </w:rPr>
+              <w:t>Usuário</w:t>
+            </w:r>
+            <w:r>
+              <w:rPr>
+                <w:sz w:val="28"/>
+              </w:rPr>
+              <w:t xml:space="preserve"> autenticado</w:t>
+            </w:r>
             <w:r>
               <w:rPr>
                 <w:sz w:val="28"/>
@@ -469,7 +459,7 @@
       <w:tr>
         <w:trPr>
           <w:cantSplit/>
-          <w:trHeight w:val="2897"/>
+          <w:trHeight w:val="2047"/>
         </w:trPr>
         <w:tc>
           <w:tcPr>
@@ -510,30 +500,60 @@
               </w:numPr>
               <w:jc w:val="left"/>
               <w:rPr>
-                <w:b/>
+                <w:bCs/>
                 <w:sz w:val="32"/>
                 <w:szCs w:val="32"/>
               </w:rPr>
             </w:pPr>
             <w:r>
               <w:rPr>
-                <w:b/>
+                <w:bCs/>
                 <w:sz w:val="32"/>
                 <w:szCs w:val="32"/>
               </w:rPr>
-              <w:t>Solicitante acessa “Formas de Pagamento”.</w:t>
-            </w:r>
-          </w:p>
-          <w:p>
-            <w:pPr>
-              <w:pStyle w:val="Ttulo2"/>
-              <w:jc w:val="left"/>
-              <w:rPr>
-                <w:b/>
+              <w:t>Solicitante acessa “Formas de Pagamento”</w:t>
+            </w:r>
+            <w:r>
+              <w:rPr>
+                <w:bCs/>
                 <w:sz w:val="32"/>
                 <w:szCs w:val="32"/>
               </w:rPr>
-            </w:pPr>
+              <w:t xml:space="preserve"> </w:t>
+            </w:r>
+            <w:r>
+              <w:rPr>
+                <w:bCs/>
+                <w:sz w:val="32"/>
+                <w:szCs w:val="32"/>
+              </w:rPr>
+              <w:t>(</w:t>
+            </w:r>
+            <w:r>
+              <w:rPr>
+                <w:bCs/>
+                <w:color w:val="FF0000"/>
+                <w:sz w:val="32"/>
+                <w:szCs w:val="32"/>
+              </w:rPr>
+              <w:t>Tela_07</w:t>
+            </w:r>
+            <w:r>
+              <w:rPr>
+                <w:bCs/>
+                <w:sz w:val="32"/>
+                <w:szCs w:val="32"/>
+              </w:rPr>
+              <w:t>)</w:t>
+            </w:r>
+            <w:r>
+              <w:rPr>
+                <w:bCs/>
+                <w:sz w:val="32"/>
+                <w:szCs w:val="32"/>
+              </w:rPr>
+              <w:t>.</w:t>
+            </w:r>
           </w:p>
           <w:p>
             <w:pPr>
@@ -544,48 +564,60 @@
               </w:numPr>
               <w:jc w:val="left"/>
               <w:rPr>
-                <w:b/>
+                <w:bCs/>
                 <w:sz w:val="32"/>
                 <w:szCs w:val="32"/>
               </w:rPr>
             </w:pPr>
             <w:r>
               <w:rPr>
-                <w:b/>
+                <w:bCs/>
                 <w:sz w:val="32"/>
                 <w:szCs w:val="32"/>
               </w:rPr>
-              <w:t xml:space="preserve">Sistema exibe opções (cartão, </w:t>
-            </w:r>
-            <w:proofErr w:type="spellStart"/>
-            <w:r>
-              <w:rPr>
-                <w:b/>
+              <w:t>Sistema exibe opções (cartão, pix, saldo)</w:t>
+            </w:r>
+            <w:r>
+              <w:rPr>
+                <w:bCs/>
                 <w:sz w:val="32"/>
                 <w:szCs w:val="32"/>
               </w:rPr>
-              <w:t>pix</w:t>
-            </w:r>
-            <w:proofErr w:type="spellEnd"/>
-            <w:r>
-              <w:rPr>
-                <w:b/>
+              <w:t xml:space="preserve"> </w:t>
+            </w:r>
+            <w:r>
+              <w:rPr>
+                <w:bCs/>
                 <w:sz w:val="32"/>
                 <w:szCs w:val="32"/>
               </w:rPr>
-              <w:t>, saldo).</w:t>
-            </w:r>
-          </w:p>
-          <w:p>
-            <w:pPr>
-              <w:pStyle w:val="Ttulo2"/>
-              <w:jc w:val="left"/>
-              <w:rPr>
-                <w:b/>
+              <w:t>(</w:t>
+            </w:r>
+            <w:r>
+              <w:rPr>
+                <w:bCs/>
+                <w:color w:val="FF0000"/>
                 <w:sz w:val="32"/>
                 <w:szCs w:val="32"/>
               </w:rPr>
-            </w:pPr>
+              <w:t>Tela_07</w:t>
+            </w:r>
+            <w:r>
+              <w:rPr>
+                <w:bCs/>
+                <w:sz w:val="32"/>
+                <w:szCs w:val="32"/>
+              </w:rPr>
+              <w:t>)</w:t>
+            </w:r>
+            <w:r>
+              <w:rPr>
+                <w:bCs/>
+                <w:sz w:val="32"/>
+                <w:szCs w:val="32"/>
+              </w:rPr>
+              <w:t>.</w:t>
+            </w:r>
           </w:p>
           <w:p>
             <w:pPr>
@@ -596,14 +628,14 @@
               </w:numPr>
               <w:jc w:val="left"/>
               <w:rPr>
-                <w:b/>
+                <w:bCs/>
                 <w:sz w:val="32"/>
                 <w:szCs w:val="32"/>
               </w:rPr>
             </w:pPr>
             <w:r>
               <w:rPr>
-                <w:b/>
+                <w:bCs/>
                 <w:sz w:val="32"/>
                 <w:szCs w:val="32"/>
               </w:rPr>
@@ -611,7 +643,7 @@
             </w:r>
             <w:r>
               <w:rPr>
-                <w:b/>
+                <w:bCs/>
                 <w:sz w:val="32"/>
                 <w:szCs w:val="32"/>
               </w:rPr>
@@ -619,7 +651,7 @@
             </w:r>
             <w:r>
               <w:rPr>
-                <w:b/>
+                <w:bCs/>
                 <w:sz w:val="32"/>
                 <w:szCs w:val="32"/>
               </w:rPr>
@@ -627,23 +659,12 @@
             </w:r>
             <w:r>
               <w:rPr>
-                <w:b/>
+                <w:bCs/>
                 <w:sz w:val="32"/>
                 <w:szCs w:val="32"/>
               </w:rPr>
               <w:t>.</w:t>
             </w:r>
-          </w:p>
-          <w:p>
-            <w:pPr>
-              <w:pStyle w:val="Ttulo2"/>
-              <w:jc w:val="left"/>
-              <w:rPr>
-                <w:b/>
-                <w:sz w:val="32"/>
-                <w:szCs w:val="32"/>
-              </w:rPr>
-            </w:pPr>
           </w:p>
           <w:p>
             <w:pPr>
@@ -661,7 +682,7 @@
             </w:pPr>
             <w:r>
               <w:rPr>
-                <w:b/>
+                <w:bCs/>
                 <w:sz w:val="32"/>
                 <w:szCs w:val="32"/>
               </w:rPr>
@@ -741,52 +762,17 @@
               <w:rPr>
                 <w:b/>
               </w:rPr>
-              <w:t>A1</w:t>
-            </w:r>
-            <w:r>
-              <w:t xml:space="preserve"> —</w:t>
+              <w:t>Linha 4:</w:t>
             </w:r>
             <w:r>
               <w:t xml:space="preserve"> </w:t>
             </w:r>
             <w:r>
-              <w:t>«</w:t>
-            </w:r>
-            <w:proofErr w:type="spellStart"/>
-            <w:r>
-              <w:t>extend</w:t>
-            </w:r>
-            <w:proofErr w:type="spellEnd"/>
-            <w:r>
-              <w:t>»</w:t>
-            </w:r>
-            <w:r>
-              <w:t xml:space="preserve"> </w:t>
-            </w:r>
-            <w:proofErr w:type="spellStart"/>
-            <w:r>
-              <w:t>EstornarPagamento</w:t>
-            </w:r>
-            <w:proofErr w:type="spellEnd"/>
-            <w:r>
-              <w:t xml:space="preserve">: disparado quando </w:t>
-            </w:r>
-            <w:proofErr w:type="spellStart"/>
-            <w:r>
-              <w:t>CancelarSolicitação</w:t>
-            </w:r>
-            <w:proofErr w:type="spellEnd"/>
-            <w:r>
-              <w:t xml:space="preserve"> </w:t>
-            </w:r>
-            <w:r>
-              <w:t>ocorre após pagamento confirmado → sistema aciona estorno junto ao gateway, atualiza status para "Estornado", notifica solicitante</w:t>
-            </w:r>
-            <w:r>
-              <w:t>.</w:t>
-            </w:r>
-            <w:bookmarkStart w:id="0" w:name="_GoBack"/>
-            <w:bookmarkEnd w:id="0"/>
+              <w:t xml:space="preserve">solicitante cancela solicitação </w:t>
+            </w:r>
+            <w:r>
+              <w:t>após pagamento confirmado → sistema aciona estorno junto ao gateway, atualiza status para "Estornado", notifica solicitante.</w:t>
+            </w:r>
           </w:p>
         </w:tc>
       </w:tr>
@@ -853,10 +839,13 @@
               <w:rPr>
                 <w:b/>
               </w:rPr>
-              <w:t xml:space="preserve">E1 </w:t>
-            </w:r>
-            <w:r>
-              <w:t>— Pagamento recusado pelo gateway → erro, permite tentar outra forma</w:t>
+              <w:t xml:space="preserve">Linha 4: </w:t>
+            </w:r>
+            <w:r>
+              <w:t>Pagamento recusado pelo gateway → erro, permite tentar outra forma</w:t>
+            </w:r>
+            <w:r>
+              <w:t xml:space="preserve"> de pagamento.</w:t>
             </w:r>
           </w:p>
         </w:tc>
@@ -1270,7 +1259,7 @@
 </file>
 
 <file path=word/numbering.xml><?xml version="1.0" encoding="utf-8"?>
-<w:numbering xmlns:wpc="http://schemas.microsoft.com/office/word/2010/wordprocessingCanvas" xmlns:mc="http://schemas.openxmlformats.org/markup-compatibility/2006" xmlns:o="urn:schemas-microsoft-com:office:office" xmlns:r="http://schemas.openxmlformats.org/officeDocument/2006/relationships" xmlns:m="http://schemas.openxmlformats.org/officeDocument/2006/math" xmlns:v="urn:schemas-microsoft-com:vml" xmlns:wp14="http://schemas.microsoft.com/office/word/2010/wordprocessingDrawing" xmlns:wp="http://schemas.openxmlformats.org/drawingml/2006/wordprocessingDrawing" xmlns:w10="urn:schemas-microsoft-com:office:word" xmlns:w="http://schemas.openxmlformats.org/wordprocessingml/2006/main" xmlns:w14="http://schemas.microsoft.com/office/word/2010/wordml" xmlns:w15="http://schemas.microsoft.com/office/word/2012/wordml" xmlns:wpg="http://schemas.microsoft.com/office/word/2010/wordprocessingGroup" xmlns:wpi="http://schemas.microsoft.com/office/word/2010/wordprocessingInk" xmlns:wne="http://schemas.microsoft.com/office/word/2006/wordml" xmlns:wps="http://schemas.microsoft.com/office/word/2010/wordprocessingShape" mc:Ignorable="w14 w15 wp14">
+<w:numbering xmlns:wpc="http://schemas.microsoft.com/office/word/2010/wordprocessingCanvas" xmlns:cx="http://schemas.microsoft.com/office/drawing/2014/chartex" xmlns:cx1="http://schemas.microsoft.com/office/drawing/2015/9/8/chartex" xmlns:cx2="http://schemas.microsoft.com/office/drawing/2015/10/21/chartex" xmlns:cx3="http://schemas.microsoft.com/office/drawing/2016/5/9/chartex" xmlns:cx4="http://schemas.microsoft.com/office/drawing/2016/5/10/chartex" xmlns:cx5="http://schemas.microsoft.com/office/drawing/2016/5/11/chartex" xmlns:cx6="http://schemas.microsoft.com/office/drawing/2016/5/12/chartex" xmlns:cx7="http://schemas.microsoft.com/office/drawing/2016/5/13/chartex" xmlns:cx8="http://schemas.microsoft.com/office/drawing/2016/5/14/chartex" xmlns:mc="http://schemas.openxmlformats.org/markup-compatibility/2006" xmlns:aink="http://schemas.microsoft.com/office/drawing/2016/ink" xmlns:am3d="http://schemas.microsoft.com/office/drawing/2017/model3d" xmlns:o="urn:schemas-microsoft-com:office:office" xmlns:oel="http://schemas.microsoft.com/office/2019/extlst" xmlns:r="http://schemas.openxmlformats.org/officeDocument/2006/relationships" xmlns:m="http://schemas.openxmlformats.org/officeDocument/2006/math" xmlns:v="urn:schemas-microsoft-com:vml" xmlns:wp14="http://schemas.microsoft.com/office/word/2010/wordprocessingDrawing" xmlns:wp="http://schemas.openxmlformats.org/drawingml/2006/wordprocessingDrawing" xmlns:w10="urn:schemas-microsoft-com:office:word" xmlns:w="http://schemas.openxmlformats.org/wordprocessingml/2006/main" xmlns:w14="http://schemas.microsoft.com/office/word/2010/wordml" xmlns:w15="http://schemas.microsoft.com/office/word/2012/wordml" xmlns:w16cex="http://schemas.microsoft.com/office/word/2018/wordml/cex" xmlns:w16cid="http://schemas.microsoft.com/office/word/2016/wordml/cid" xmlns:w16="http://schemas.microsoft.com/office/word/2018/wordml" xmlns:w16sdtdh="http://schemas.microsoft.com/office/word/2020/wordml/sdtdatahash" xmlns:w16se="http://schemas.microsoft.com/office/word/2015/wordml/symex" xmlns:wpg="http://schemas.microsoft.com/office/word/2010/wordprocessingGroup" xmlns:wpi="http://schemas.microsoft.com/office/word/2010/wordprocessingInk" xmlns:wne="http://schemas.microsoft.com/office/word/2006/wordml" xmlns:wps="http://schemas.microsoft.com/office/word/2010/wordprocessingShape" mc:Ignorable="w14 w15 w16se w16cid w16 w16cex w16sdtdh wp14">
   <w:abstractNum w:abstractNumId="0" w15:restartNumberingAfterBreak="0">
     <w:nsid w:val="0145720D"/>
     <w:multiLevelType w:val="singleLevel"/>
@@ -1294,8 +1283,8 @@
   <w:abstractNum w:abstractNumId="1" w15:restartNumberingAfterBreak="0">
     <w:nsid w:val="07115957"/>
     <w:multiLevelType w:val="hybridMultilevel"/>
-    <w:tmpl w:val="C2000DC8"/>
-    <w:lvl w:ilvl="0" w:tplc="0416000F">
+    <w:tmpl w:val="680038E8"/>
+    <w:lvl w:ilvl="0" w:tplc="AE9AD42A">
       <w:start w:val="1"/>
       <w:numFmt w:val="decimal"/>
       <w:lvlText w:val="%1."/>
@@ -1305,6 +1294,8 @@
       </w:pPr>
       <w:rPr>
         <w:rFonts w:hint="default"/>
+        <w:b w:val="0"/>
+        <w:bCs/>
       </w:rPr>
     </w:lvl>
     <w:lvl w:ilvl="1" w:tplc="04160019" w:tentative="1">
@@ -1808,7 +1799,7 @@
       </w:rPr>
     </w:lvl>
   </w:abstractNum>
-  <w:num w:numId="1">
+  <w:num w:numId="1" w16cid:durableId="1073162856">
     <w:abstractNumId w:val="4"/>
     <w:lvlOverride w:ilvl="0">
       <w:startOverride w:val="1"/>
@@ -1838,7 +1829,7 @@
       <w:startOverride w:val="1"/>
     </w:lvlOverride>
   </w:num>
-  <w:num w:numId="2">
+  <w:num w:numId="2" w16cid:durableId="374962247">
     <w:abstractNumId w:val="3"/>
     <w:lvlOverride w:ilvl="0">
       <w:startOverride w:val="3"/>
@@ -1868,26 +1859,26 @@
       <w:startOverride w:val="1"/>
     </w:lvlOverride>
   </w:num>
-  <w:num w:numId="3">
+  <w:num w:numId="3" w16cid:durableId="915163327">
     <w:abstractNumId w:val="0"/>
   </w:num>
-  <w:num w:numId="4">
+  <w:num w:numId="4" w16cid:durableId="227956958">
     <w:abstractNumId w:val="3"/>
   </w:num>
-  <w:num w:numId="5">
+  <w:num w:numId="5" w16cid:durableId="2050494125">
     <w:abstractNumId w:val="1"/>
   </w:num>
-  <w:num w:numId="6">
+  <w:num w:numId="6" w16cid:durableId="554390259">
     <w:abstractNumId w:val="2"/>
   </w:num>
-  <w:num w:numId="7">
+  <w:num w:numId="7" w16cid:durableId="1696031774">
     <w:abstractNumId w:val="5"/>
   </w:num>
 </w:numbering>
 </file>
 
 <file path=word/styles.xml><?xml version="1.0" encoding="utf-8"?>
-<w:styles xmlns:mc="http://schemas.openxmlformats.org/markup-compatibility/2006" xmlns:r="http://schemas.openxmlformats.org/officeDocument/2006/relationships" xmlns:w="http://schemas.openxmlformats.org/wordprocessingml/2006/main" xmlns:w14="http://schemas.microsoft.com/office/word/2010/wordml" xmlns:w15="http://schemas.microsoft.com/office/word/2012/wordml" mc:Ignorable="w14 w15">
+<w:styles xmlns:mc="http://schemas.openxmlformats.org/markup-compatibility/2006" xmlns:r="http://schemas.openxmlformats.org/officeDocument/2006/relationships" xmlns:w="http://schemas.openxmlformats.org/wordprocessingml/2006/main" xmlns:w14="http://schemas.microsoft.com/office/word/2010/wordml" xmlns:w15="http://schemas.microsoft.com/office/word/2012/wordml" xmlns:w16cex="http://schemas.microsoft.com/office/word/2018/wordml/cex" xmlns:w16cid="http://schemas.microsoft.com/office/word/2016/wordml/cid" xmlns:w16="http://schemas.microsoft.com/office/word/2018/wordml" xmlns:w16sdtdh="http://schemas.microsoft.com/office/word/2020/wordml/sdtdatahash" xmlns:w16se="http://schemas.microsoft.com/office/word/2015/wordml/symex" mc:Ignorable="w14 w15 w16se w16cid w16 w16cex w16sdtdh">
   <w:docDefaults>
     <w:rPrDefault>
       <w:rPr>
@@ -1903,7 +1894,7 @@
       </w:pPr>
     </w:pPrDefault>
   </w:docDefaults>
-  <w:latentStyles w:defLockedState="0" w:defUIPriority="99" w:defSemiHidden="0" w:defUnhideWhenUsed="0" w:defQFormat="0" w:count="371">
+  <w:latentStyles w:defLockedState="0" w:defUIPriority="99" w:defSemiHidden="0" w:defUnhideWhenUsed="0" w:defQFormat="0" w:count="376">
     <w:lsdException w:name="Normal" w:uiPriority="0" w:qFormat="1"/>
     <w:lsdException w:name="heading 1" w:uiPriority="9" w:qFormat="1"/>
     <w:lsdException w:name="heading 2" w:semiHidden="1" w:uiPriority="0" w:unhideWhenUsed="1" w:qFormat="1"/>
@@ -2275,6 +2266,11 @@
     <w:lsdException w:name="List Table 5 Dark Accent 6" w:uiPriority="50"/>
     <w:lsdException w:name="List Table 6 Colorful Accent 6" w:uiPriority="51"/>
     <w:lsdException w:name="List Table 7 Colorful Accent 6" w:uiPriority="52"/>
+    <w:lsdException w:name="Mention" w:semiHidden="1" w:unhideWhenUsed="1"/>
+    <w:lsdException w:name="Smart Hyperlink" w:semiHidden="1" w:unhideWhenUsed="1"/>
+    <w:lsdException w:name="Hashtag" w:semiHidden="1" w:unhideWhenUsed="1"/>
+    <w:lsdException w:name="Unresolved Mention" w:semiHidden="1" w:unhideWhenUsed="1"/>
+    <w:lsdException w:name="Smart Link" w:semiHidden="1" w:unhideWhenUsed="1"/>
   </w:latentStyles>
   <w:style w:type="paragraph" w:default="1" w:styleId="Normal">
     <w:name w:val="Normal"/>

--- a/Requisitos/Documentos de Casos de Uso/CSU04 - ManterPagamento.docx
+++ b/Requisitos/Documentos de Casos de Uso/CSU04 - ManterPagamento.docx
@@ -1,6 +1,6 @@
 
 <file path=word/document.xml><?xml version="1.0" encoding="utf-8"?>
-<w:document xmlns:wpc="http://schemas.microsoft.com/office/word/2010/wordprocessingCanvas" xmlns:cx="http://schemas.microsoft.com/office/drawing/2014/chartex" xmlns:cx1="http://schemas.microsoft.com/office/drawing/2015/9/8/chartex" xmlns:cx2="http://schemas.microsoft.com/office/drawing/2015/10/21/chartex" xmlns:cx3="http://schemas.microsoft.com/office/drawing/2016/5/9/chartex" xmlns:cx4="http://schemas.microsoft.com/office/drawing/2016/5/10/chartex" xmlns:cx5="http://schemas.microsoft.com/office/drawing/2016/5/11/chartex" xmlns:cx6="http://schemas.microsoft.com/office/drawing/2016/5/12/chartex" xmlns:cx7="http://schemas.microsoft.com/office/drawing/2016/5/13/chartex" xmlns:cx8="http://schemas.microsoft.com/office/drawing/2016/5/14/chartex" xmlns:mc="http://schemas.openxmlformats.org/markup-compatibility/2006" xmlns:aink="http://schemas.microsoft.com/office/drawing/2016/ink" xmlns:am3d="http://schemas.microsoft.com/office/drawing/2017/model3d" xmlns:o="urn:schemas-microsoft-com:office:office" xmlns:oel="http://schemas.microsoft.com/office/2019/extlst" xmlns:r="http://schemas.openxmlformats.org/officeDocument/2006/relationships" xmlns:m="http://schemas.openxmlformats.org/officeDocument/2006/math" xmlns:v="urn:schemas-microsoft-com:vml" xmlns:wp14="http://schemas.microsoft.com/office/word/2010/wordprocessingDrawing" xmlns:wp="http://schemas.openxmlformats.org/drawingml/2006/wordprocessingDrawing" xmlns:w10="urn:schemas-microsoft-com:office:word" xmlns:w="http://schemas.openxmlformats.org/wordprocessingml/2006/main" xmlns:w14="http://schemas.microsoft.com/office/word/2010/wordml" xmlns:w15="http://schemas.microsoft.com/office/word/2012/wordml" xmlns:w16cex="http://schemas.microsoft.com/office/word/2018/wordml/cex" xmlns:w16cid="http://schemas.microsoft.com/office/word/2016/wordml/cid" xmlns:w16="http://schemas.microsoft.com/office/word/2018/wordml" xmlns:w16sdtdh="http://schemas.microsoft.com/office/word/2020/wordml/sdtdatahash" xmlns:w16se="http://schemas.microsoft.com/office/word/2015/wordml/symex" xmlns:wpg="http://schemas.microsoft.com/office/word/2010/wordprocessingGroup" xmlns:wpi="http://schemas.microsoft.com/office/word/2010/wordprocessingInk" xmlns:wne="http://schemas.microsoft.com/office/word/2006/wordml" xmlns:wps="http://schemas.microsoft.com/office/word/2010/wordprocessingShape" mc:Ignorable="w14 w15 w16se w16cid w16 w16cex w16sdtdh wp14">
+<w:document xmlns:wpc="http://schemas.microsoft.com/office/word/2010/wordprocessingCanvas" xmlns:mc="http://schemas.openxmlformats.org/markup-compatibility/2006" xmlns:o="urn:schemas-microsoft-com:office:office" xmlns:r="http://schemas.openxmlformats.org/officeDocument/2006/relationships" xmlns:m="http://schemas.openxmlformats.org/officeDocument/2006/math" xmlns:v="urn:schemas-microsoft-com:vml" xmlns:wp14="http://schemas.microsoft.com/office/word/2010/wordprocessingDrawing" xmlns:wp="http://schemas.openxmlformats.org/drawingml/2006/wordprocessingDrawing" xmlns:w10="urn:schemas-microsoft-com:office:word" xmlns:w="http://schemas.openxmlformats.org/wordprocessingml/2006/main" xmlns:w14="http://schemas.microsoft.com/office/word/2010/wordml" xmlns:w15="http://schemas.microsoft.com/office/word/2012/wordml" xmlns:wpg="http://schemas.microsoft.com/office/word/2010/wordprocessingGroup" xmlns:wpi="http://schemas.microsoft.com/office/word/2010/wordprocessingInk" xmlns:wne="http://schemas.microsoft.com/office/word/2006/wordml" xmlns:wps="http://schemas.microsoft.com/office/word/2010/wordprocessingShape" mc:Ignorable="w14 w15 wp14">
   <w:body>
     <w:p>
       <w:pPr>
@@ -373,17 +373,27 @@
               </w:rPr>
             </w:pPr>
             <w:r>
+              <w:t>«</w:t>
+            </w:r>
+            <w:proofErr w:type="gramStart"/>
+            <w:r>
+              <w:t>include</w:t>
+            </w:r>
+            <w:proofErr w:type="gramEnd"/>
+            <w:r>
+              <w:t>»</w:t>
+            </w:r>
+            <w:r>
+              <w:t xml:space="preserve"> </w:t>
+            </w:r>
+            <w:proofErr w:type="spellStart"/>
+            <w:r>
               <w:rPr>
                 <w:sz w:val="28"/>
               </w:rPr>
-              <w:t>Usuário</w:t>
-            </w:r>
-            <w:r>
-              <w:rPr>
-                <w:sz w:val="28"/>
-              </w:rPr>
-              <w:t xml:space="preserve"> autenticado</w:t>
-            </w:r>
+              <w:t>AutenticarUsuário</w:t>
+            </w:r>
+            <w:proofErr w:type="spellEnd"/>
             <w:r>
               <w:rPr>
                 <w:sz w:val="28"/>
@@ -459,7 +469,7 @@
       <w:tr>
         <w:trPr>
           <w:cantSplit/>
-          <w:trHeight w:val="2047"/>
+          <w:trHeight w:val="2897"/>
         </w:trPr>
         <w:tc>
           <w:tcPr>
@@ -500,60 +510,30 @@
               </w:numPr>
               <w:jc w:val="left"/>
               <w:rPr>
-                <w:bCs/>
+                <w:b/>
                 <w:sz w:val="32"/>
                 <w:szCs w:val="32"/>
               </w:rPr>
             </w:pPr>
             <w:r>
               <w:rPr>
-                <w:bCs/>
+                <w:b/>
                 <w:sz w:val="32"/>
                 <w:szCs w:val="32"/>
               </w:rPr>
-              <w:t>Solicitante acessa “Formas de Pagamento”</w:t>
-            </w:r>
-            <w:r>
-              <w:rPr>
-                <w:bCs/>
+              <w:t>Solicitante acessa “Formas de Pagamento”.</w:t>
+            </w:r>
+          </w:p>
+          <w:p>
+            <w:pPr>
+              <w:pStyle w:val="Ttulo2"/>
+              <w:jc w:val="left"/>
+              <w:rPr>
+                <w:b/>
                 <w:sz w:val="32"/>
                 <w:szCs w:val="32"/>
               </w:rPr>
-              <w:t xml:space="preserve"> </w:t>
-            </w:r>
-            <w:r>
-              <w:rPr>
-                <w:bCs/>
-                <w:sz w:val="32"/>
-                <w:szCs w:val="32"/>
-              </w:rPr>
-              <w:t>(</w:t>
-            </w:r>
-            <w:r>
-              <w:rPr>
-                <w:bCs/>
-                <w:color w:val="FF0000"/>
-                <w:sz w:val="32"/>
-                <w:szCs w:val="32"/>
-              </w:rPr>
-              <w:t>Tela_07</w:t>
-            </w:r>
-            <w:r>
-              <w:rPr>
-                <w:bCs/>
-                <w:sz w:val="32"/>
-                <w:szCs w:val="32"/>
-              </w:rPr>
-              <w:t>)</w:t>
-            </w:r>
-            <w:r>
-              <w:rPr>
-                <w:bCs/>
-                <w:sz w:val="32"/>
-                <w:szCs w:val="32"/>
-              </w:rPr>
-              <w:t>.</w:t>
-            </w:r>
+            </w:pPr>
           </w:p>
           <w:p>
             <w:pPr>
@@ -564,60 +544,48 @@
               </w:numPr>
               <w:jc w:val="left"/>
               <w:rPr>
-                <w:bCs/>
+                <w:b/>
                 <w:sz w:val="32"/>
                 <w:szCs w:val="32"/>
               </w:rPr>
             </w:pPr>
             <w:r>
               <w:rPr>
-                <w:bCs/>
+                <w:b/>
                 <w:sz w:val="32"/>
                 <w:szCs w:val="32"/>
               </w:rPr>
-              <w:t>Sistema exibe opções (cartão, pix, saldo)</w:t>
-            </w:r>
-            <w:r>
-              <w:rPr>
-                <w:bCs/>
+              <w:t xml:space="preserve">Sistema exibe opções (cartão, </w:t>
+            </w:r>
+            <w:proofErr w:type="spellStart"/>
+            <w:r>
+              <w:rPr>
+                <w:b/>
                 <w:sz w:val="32"/>
                 <w:szCs w:val="32"/>
               </w:rPr>
-              <w:t xml:space="preserve"> </w:t>
-            </w:r>
-            <w:r>
-              <w:rPr>
-                <w:bCs/>
+              <w:t>pix</w:t>
+            </w:r>
+            <w:proofErr w:type="spellEnd"/>
+            <w:r>
+              <w:rPr>
+                <w:b/>
                 <w:sz w:val="32"/>
                 <w:szCs w:val="32"/>
               </w:rPr>
-              <w:t>(</w:t>
-            </w:r>
-            <w:r>
-              <w:rPr>
-                <w:bCs/>
-                <w:color w:val="FF0000"/>
+              <w:t>, saldo).</w:t>
+            </w:r>
+          </w:p>
+          <w:p>
+            <w:pPr>
+              <w:pStyle w:val="Ttulo2"/>
+              <w:jc w:val="left"/>
+              <w:rPr>
+                <w:b/>
                 <w:sz w:val="32"/>
                 <w:szCs w:val="32"/>
               </w:rPr>
-              <w:t>Tela_07</w:t>
-            </w:r>
-            <w:r>
-              <w:rPr>
-                <w:bCs/>
-                <w:sz w:val="32"/>
-                <w:szCs w:val="32"/>
-              </w:rPr>
-              <w:t>)</w:t>
-            </w:r>
-            <w:r>
-              <w:rPr>
-                <w:bCs/>
-                <w:sz w:val="32"/>
-                <w:szCs w:val="32"/>
-              </w:rPr>
-              <w:t>.</w:t>
-            </w:r>
+            </w:pPr>
           </w:p>
           <w:p>
             <w:pPr>
@@ -628,14 +596,14 @@
               </w:numPr>
               <w:jc w:val="left"/>
               <w:rPr>
-                <w:bCs/>
+                <w:b/>
                 <w:sz w:val="32"/>
                 <w:szCs w:val="32"/>
               </w:rPr>
             </w:pPr>
             <w:r>
               <w:rPr>
-                <w:bCs/>
+                <w:b/>
                 <w:sz w:val="32"/>
                 <w:szCs w:val="32"/>
               </w:rPr>
@@ -643,7 +611,7 @@
             </w:r>
             <w:r>
               <w:rPr>
-                <w:bCs/>
+                <w:b/>
                 <w:sz w:val="32"/>
                 <w:szCs w:val="32"/>
               </w:rPr>
@@ -651,7 +619,7 @@
             </w:r>
             <w:r>
               <w:rPr>
-                <w:bCs/>
+                <w:b/>
                 <w:sz w:val="32"/>
                 <w:szCs w:val="32"/>
               </w:rPr>
@@ -659,12 +627,23 @@
             </w:r>
             <w:r>
               <w:rPr>
-                <w:bCs/>
+                <w:b/>
                 <w:sz w:val="32"/>
                 <w:szCs w:val="32"/>
               </w:rPr>
               <w:t>.</w:t>
             </w:r>
+          </w:p>
+          <w:p>
+            <w:pPr>
+              <w:pStyle w:val="Ttulo2"/>
+              <w:jc w:val="left"/>
+              <w:rPr>
+                <w:b/>
+                <w:sz w:val="32"/>
+                <w:szCs w:val="32"/>
+              </w:rPr>
+            </w:pPr>
           </w:p>
           <w:p>
             <w:pPr>
@@ -682,7 +661,7 @@
             </w:pPr>
             <w:r>
               <w:rPr>
-                <w:bCs/>
+                <w:b/>
                 <w:sz w:val="32"/>
                 <w:szCs w:val="32"/>
               </w:rPr>
@@ -762,17 +741,52 @@
               <w:rPr>
                 <w:b/>
               </w:rPr>
-              <w:t>Linha 4:</w:t>
+              <w:t>A1</w:t>
+            </w:r>
+            <w:r>
+              <w:t xml:space="preserve"> —</w:t>
             </w:r>
             <w:r>
               <w:t xml:space="preserve"> </w:t>
             </w:r>
             <w:r>
-              <w:t xml:space="preserve">solicitante cancela solicitação </w:t>
-            </w:r>
-            <w:r>
-              <w:t>após pagamento confirmado → sistema aciona estorno junto ao gateway, atualiza status para "Estornado", notifica solicitante.</w:t>
-            </w:r>
+              <w:t>«</w:t>
+            </w:r>
+            <w:proofErr w:type="spellStart"/>
+            <w:r>
+              <w:t>extend</w:t>
+            </w:r>
+            <w:proofErr w:type="spellEnd"/>
+            <w:r>
+              <w:t>»</w:t>
+            </w:r>
+            <w:r>
+              <w:t xml:space="preserve"> </w:t>
+            </w:r>
+            <w:proofErr w:type="spellStart"/>
+            <w:r>
+              <w:t>EstornarPagamento</w:t>
+            </w:r>
+            <w:proofErr w:type="spellEnd"/>
+            <w:r>
+              <w:t xml:space="preserve">: disparado quando </w:t>
+            </w:r>
+            <w:proofErr w:type="spellStart"/>
+            <w:r>
+              <w:t>CancelarSolicitação</w:t>
+            </w:r>
+            <w:proofErr w:type="spellEnd"/>
+            <w:r>
+              <w:t xml:space="preserve"> </w:t>
+            </w:r>
+            <w:r>
+              <w:t>ocorre após pagamento confirmado → sistema aciona estorno junto ao gateway, atualiza status para "Estornado", notifica solicitante</w:t>
+            </w:r>
+            <w:r>
+              <w:t>.</w:t>
+            </w:r>
+            <w:bookmarkStart w:id="0" w:name="_GoBack"/>
+            <w:bookmarkEnd w:id="0"/>
           </w:p>
         </w:tc>
       </w:tr>
@@ -839,13 +853,10 @@
               <w:rPr>
                 <w:b/>
               </w:rPr>
-              <w:t xml:space="preserve">Linha 4: </w:t>
-            </w:r>
-            <w:r>
-              <w:t>Pagamento recusado pelo gateway → erro, permite tentar outra forma</w:t>
-            </w:r>
-            <w:r>
-              <w:t xml:space="preserve"> de pagamento.</w:t>
+              <w:t xml:space="preserve">E1 </w:t>
+            </w:r>
+            <w:r>
+              <w:t>— Pagamento recusado pelo gateway → erro, permite tentar outra forma</w:t>
             </w:r>
           </w:p>
         </w:tc>
@@ -1259,7 +1270,7 @@
 </file>
 
 <file path=word/numbering.xml><?xml version="1.0" encoding="utf-8"?>
-<w:numbering xmlns:wpc="http://schemas.microsoft.com/office/word/2010/wordprocessingCanvas" xmlns:cx="http://schemas.microsoft.com/office/drawing/2014/chartex" xmlns:cx1="http://schemas.microsoft.com/office/drawing/2015/9/8/chartex" xmlns:cx2="http://schemas.microsoft.com/office/drawing/2015/10/21/chartex" xmlns:cx3="http://schemas.microsoft.com/office/drawing/2016/5/9/chartex" xmlns:cx4="http://schemas.microsoft.com/office/drawing/2016/5/10/chartex" xmlns:cx5="http://schemas.microsoft.com/office/drawing/2016/5/11/chartex" xmlns:cx6="http://schemas.microsoft.com/office/drawing/2016/5/12/chartex" xmlns:cx7="http://schemas.microsoft.com/office/drawing/2016/5/13/chartex" xmlns:cx8="http://schemas.microsoft.com/office/drawing/2016/5/14/chartex" xmlns:mc="http://schemas.openxmlformats.org/markup-compatibility/2006" xmlns:aink="http://schemas.microsoft.com/office/drawing/2016/ink" xmlns:am3d="http://schemas.microsoft.com/office/drawing/2017/model3d" xmlns:o="urn:schemas-microsoft-com:office:office" xmlns:oel="http://schemas.microsoft.com/office/2019/extlst" xmlns:r="http://schemas.openxmlformats.org/officeDocument/2006/relationships" xmlns:m="http://schemas.openxmlformats.org/officeDocument/2006/math" xmlns:v="urn:schemas-microsoft-com:vml" xmlns:wp14="http://schemas.microsoft.com/office/word/2010/wordprocessingDrawing" xmlns:wp="http://schemas.openxmlformats.org/drawingml/2006/wordprocessingDrawing" xmlns:w10="urn:schemas-microsoft-com:office:word" xmlns:w="http://schemas.openxmlformats.org/wordprocessingml/2006/main" xmlns:w14="http://schemas.microsoft.com/office/word/2010/wordml" xmlns:w15="http://schemas.microsoft.com/office/word/2012/wordml" xmlns:w16cex="http://schemas.microsoft.com/office/word/2018/wordml/cex" xmlns:w16cid="http://schemas.microsoft.com/office/word/2016/wordml/cid" xmlns:w16="http://schemas.microsoft.com/office/word/2018/wordml" xmlns:w16sdtdh="http://schemas.microsoft.com/office/word/2020/wordml/sdtdatahash" xmlns:w16se="http://schemas.microsoft.com/office/word/2015/wordml/symex" xmlns:wpg="http://schemas.microsoft.com/office/word/2010/wordprocessingGroup" xmlns:wpi="http://schemas.microsoft.com/office/word/2010/wordprocessingInk" xmlns:wne="http://schemas.microsoft.com/office/word/2006/wordml" xmlns:wps="http://schemas.microsoft.com/office/word/2010/wordprocessingShape" mc:Ignorable="w14 w15 w16se w16cid w16 w16cex w16sdtdh wp14">
+<w:numbering xmlns:wpc="http://schemas.microsoft.com/office/word/2010/wordprocessingCanvas" xmlns:mc="http://schemas.openxmlformats.org/markup-compatibility/2006" xmlns:o="urn:schemas-microsoft-com:office:office" xmlns:r="http://schemas.openxmlformats.org/officeDocument/2006/relationships" xmlns:m="http://schemas.openxmlformats.org/officeDocument/2006/math" xmlns:v="urn:schemas-microsoft-com:vml" xmlns:wp14="http://schemas.microsoft.com/office/word/2010/wordprocessingDrawing" xmlns:wp="http://schemas.openxmlformats.org/drawingml/2006/wordprocessingDrawing" xmlns:w10="urn:schemas-microsoft-com:office:word" xmlns:w="http://schemas.openxmlformats.org/wordprocessingml/2006/main" xmlns:w14="http://schemas.microsoft.com/office/word/2010/wordml" xmlns:w15="http://schemas.microsoft.com/office/word/2012/wordml" xmlns:wpg="http://schemas.microsoft.com/office/word/2010/wordprocessingGroup" xmlns:wpi="http://schemas.microsoft.com/office/word/2010/wordprocessingInk" xmlns:wne="http://schemas.microsoft.com/office/word/2006/wordml" xmlns:wps="http://schemas.microsoft.com/office/word/2010/wordprocessingShape" mc:Ignorable="w14 w15 wp14">
   <w:abstractNum w:abstractNumId="0" w15:restartNumberingAfterBreak="0">
     <w:nsid w:val="0145720D"/>
     <w:multiLevelType w:val="singleLevel"/>
@@ -1283,8 +1294,8 @@
   <w:abstractNum w:abstractNumId="1" w15:restartNumberingAfterBreak="0">
     <w:nsid w:val="07115957"/>
     <w:multiLevelType w:val="hybridMultilevel"/>
-    <w:tmpl w:val="680038E8"/>
-    <w:lvl w:ilvl="0" w:tplc="AE9AD42A">
+    <w:tmpl w:val="C2000DC8"/>
+    <w:lvl w:ilvl="0" w:tplc="0416000F">
       <w:start w:val="1"/>
       <w:numFmt w:val="decimal"/>
       <w:lvlText w:val="%1."/>
@@ -1294,8 +1305,6 @@
       </w:pPr>
       <w:rPr>
         <w:rFonts w:hint="default"/>
-        <w:b w:val="0"/>
-        <w:bCs/>
       </w:rPr>
     </w:lvl>
     <w:lvl w:ilvl="1" w:tplc="04160019" w:tentative="1">
@@ -1799,7 +1808,7 @@
       </w:rPr>
     </w:lvl>
   </w:abstractNum>
-  <w:num w:numId="1" w16cid:durableId="1073162856">
+  <w:num w:numId="1">
     <w:abstractNumId w:val="4"/>
     <w:lvlOverride w:ilvl="0">
       <w:startOverride w:val="1"/>
@@ -1829,7 +1838,7 @@
       <w:startOverride w:val="1"/>
     </w:lvlOverride>
   </w:num>
-  <w:num w:numId="2" w16cid:durableId="374962247">
+  <w:num w:numId="2">
     <w:abstractNumId w:val="3"/>
     <w:lvlOverride w:ilvl="0">
       <w:startOverride w:val="3"/>
@@ -1859,26 +1868,26 @@
       <w:startOverride w:val="1"/>
     </w:lvlOverride>
   </w:num>
-  <w:num w:numId="3" w16cid:durableId="915163327">
+  <w:num w:numId="3">
     <w:abstractNumId w:val="0"/>
   </w:num>
-  <w:num w:numId="4" w16cid:durableId="227956958">
+  <w:num w:numId="4">
     <w:abstractNumId w:val="3"/>
   </w:num>
-  <w:num w:numId="5" w16cid:durableId="2050494125">
+  <w:num w:numId="5">
     <w:abstractNumId w:val="1"/>
   </w:num>
-  <w:num w:numId="6" w16cid:durableId="554390259">
+  <w:num w:numId="6">
     <w:abstractNumId w:val="2"/>
   </w:num>
-  <w:num w:numId="7" w16cid:durableId="1696031774">
+  <w:num w:numId="7">
     <w:abstractNumId w:val="5"/>
   </w:num>
 </w:numbering>
 </file>
 
 <file path=word/styles.xml><?xml version="1.0" encoding="utf-8"?>
-<w:styles xmlns:mc="http://schemas.openxmlformats.org/markup-compatibility/2006" xmlns:r="http://schemas.openxmlformats.org/officeDocument/2006/relationships" xmlns:w="http://schemas.openxmlformats.org/wordprocessingml/2006/main" xmlns:w14="http://schemas.microsoft.com/office/word/2010/wordml" xmlns:w15="http://schemas.microsoft.com/office/word/2012/wordml" xmlns:w16cex="http://schemas.microsoft.com/office/word/2018/wordml/cex" xmlns:w16cid="http://schemas.microsoft.com/office/word/2016/wordml/cid" xmlns:w16="http://schemas.microsoft.com/office/word/2018/wordml" xmlns:w16sdtdh="http://schemas.microsoft.com/office/word/2020/wordml/sdtdatahash" xmlns:w16se="http://schemas.microsoft.com/office/word/2015/wordml/symex" mc:Ignorable="w14 w15 w16se w16cid w16 w16cex w16sdtdh">
+<w:styles xmlns:mc="http://schemas.openxmlformats.org/markup-compatibility/2006" xmlns:r="http://schemas.openxmlformats.org/officeDocument/2006/relationships" xmlns:w="http://schemas.openxmlformats.org/wordprocessingml/2006/main" xmlns:w14="http://schemas.microsoft.com/office/word/2010/wordml" xmlns:w15="http://schemas.microsoft.com/office/word/2012/wordml" mc:Ignorable="w14 w15">
   <w:docDefaults>
     <w:rPrDefault>
       <w:rPr>
@@ -1894,7 +1903,7 @@
       </w:pPr>
     </w:pPrDefault>
   </w:docDefaults>
-  <w:latentStyles w:defLockedState="0" w:defUIPriority="99" w:defSemiHidden="0" w:defUnhideWhenUsed="0" w:defQFormat="0" w:count="376">
+  <w:latentStyles w:defLockedState="0" w:defUIPriority="99" w:defSemiHidden="0" w:defUnhideWhenUsed="0" w:defQFormat="0" w:count="371">
     <w:lsdException w:name="Normal" w:uiPriority="0" w:qFormat="1"/>
     <w:lsdException w:name="heading 1" w:uiPriority="9" w:qFormat="1"/>
     <w:lsdException w:name="heading 2" w:semiHidden="1" w:uiPriority="0" w:unhideWhenUsed="1" w:qFormat="1"/>
@@ -2266,11 +2275,6 @@
     <w:lsdException w:name="List Table 5 Dark Accent 6" w:uiPriority="50"/>
     <w:lsdException w:name="List Table 6 Colorful Accent 6" w:uiPriority="51"/>
     <w:lsdException w:name="List Table 7 Colorful Accent 6" w:uiPriority="52"/>
-    <w:lsdException w:name="Mention" w:semiHidden="1" w:unhideWhenUsed="1"/>
-    <w:lsdException w:name="Smart Hyperlink" w:semiHidden="1" w:unhideWhenUsed="1"/>
-    <w:lsdException w:name="Hashtag" w:semiHidden="1" w:unhideWhenUsed="1"/>
-    <w:lsdException w:name="Unresolved Mention" w:semiHidden="1" w:unhideWhenUsed="1"/>
-    <w:lsdException w:name="Smart Link" w:semiHidden="1" w:unhideWhenUsed="1"/>
   </w:latentStyles>
   <w:style w:type="paragraph" w:default="1" w:styleId="Normal">
     <w:name w:val="Normal"/>
